--- a/SpringFiles/RESTful Services.docx
+++ b/SpringFiles/RESTful Services.docx
@@ -344,6 +344,15 @@
           <w:szCs w:val="24"/>
         </w:rPr>
         <w:t>The web services must be able to fulfil the following conditions:</w:t>
+      </w:r>
+      <w:r>
+        <w:rPr>
+          <w:rFonts w:ascii="Quattrocento Sans" w:eastAsia="Quattrocento Sans" w:hAnsi="Quattrocento Sans" w:cs="Quattrocento Sans"/>
+          <w:color w:val="333333"/>
+          <w:sz w:val="24"/>
+          <w:szCs w:val="24"/>
+        </w:rPr>
+        <w:t xml:space="preserve"> -</w:t>
       </w:r>
     </w:p>
     <w:p>
@@ -1393,7 +1402,7 @@
           <w:sz w:val="24"/>
           <w:szCs w:val="24"/>
         </w:rPr>
-        <w:t>Request/ Response format:</w:t>
+        <w:t>Request/Response format:</w:t>
       </w:r>
       <w:r>
         <w:rPr>
@@ -1511,30 +1520,35 @@
           <w:sz w:val="24"/>
           <w:szCs w:val="24"/>
         </w:rPr>
-        <w:t xml:space="preserve"> Defines where the services are </w:t>
-      </w:r>
-      <w:proofErr w:type="gramStart"/>
-      <w:r>
-        <w:rPr>
-          <w:rFonts w:ascii="Quattrocento Sans" w:eastAsia="Quattrocento Sans" w:hAnsi="Quattrocento Sans" w:cs="Quattrocento Sans"/>
-          <w:color w:val="000000"/>
-          <w:sz w:val="24"/>
-          <w:szCs w:val="24"/>
-        </w:rPr>
-        <w:t>available.(</w:t>
-      </w:r>
-      <w:proofErr w:type="spellStart"/>
-      <w:proofErr w:type="gramEnd"/>
-      <w:r>
-        <w:rPr>
-          <w:rFonts w:ascii="Quattrocento Sans" w:eastAsia="Quattrocento Sans" w:hAnsi="Quattrocento Sans" w:cs="Quattrocento Sans"/>
-          <w:color w:val="000000"/>
-          <w:sz w:val="24"/>
-          <w:szCs w:val="24"/>
-        </w:rPr>
-        <w:t>url</w:t>
-      </w:r>
-      <w:proofErr w:type="spellEnd"/>
+        <w:t> Defines where the services are available.</w:t>
+      </w:r>
+      <w:r>
+        <w:rPr>
+          <w:rFonts w:ascii="Quattrocento Sans" w:eastAsia="Quattrocento Sans" w:hAnsi="Quattrocento Sans" w:cs="Quattrocento Sans"/>
+          <w:color w:val="000000"/>
+          <w:sz w:val="24"/>
+          <w:szCs w:val="24"/>
+        </w:rPr>
+        <w:t xml:space="preserve"> </w:t>
+      </w:r>
+      <w:r>
+        <w:rPr>
+          <w:rFonts w:ascii="Quattrocento Sans" w:eastAsia="Quattrocento Sans" w:hAnsi="Quattrocento Sans" w:cs="Quattrocento Sans"/>
+          <w:color w:val="000000"/>
+          <w:sz w:val="24"/>
+          <w:szCs w:val="24"/>
+        </w:rPr>
+        <w:t>(</w:t>
+      </w:r>
+      <w:r>
+        <w:rPr>
+          <w:rFonts w:ascii="Quattrocento Sans" w:eastAsia="Quattrocento Sans" w:hAnsi="Quattrocento Sans" w:cs="Quattrocento Sans"/>
+          <w:color w:val="000000"/>
+          <w:sz w:val="24"/>
+          <w:szCs w:val="24"/>
+        </w:rPr>
+        <w:t>URL</w:t>
+      </w:r>
       <w:r>
         <w:rPr>
           <w:rFonts w:ascii="Quattrocento Sans" w:eastAsia="Quattrocento Sans" w:hAnsi="Quattrocento Sans" w:cs="Quattrocento Sans"/>
@@ -1828,7 +1842,27 @@
           <w:sz w:val="24"/>
           <w:szCs w:val="24"/>
         </w:rPr>
-        <w:t>We can consider web services as code on demand.</w:t>
+        <w:t xml:space="preserve">We can consider web services as </w:t>
+      </w:r>
+      <w:r>
+        <w:rPr>
+          <w:rFonts w:ascii="Quattrocento Sans" w:eastAsia="Quattrocento Sans" w:hAnsi="Quattrocento Sans" w:cs="Quattrocento Sans"/>
+          <w:b/>
+          <w:bCs/>
+          <w:color w:val="333333"/>
+          <w:sz w:val="24"/>
+          <w:szCs w:val="24"/>
+        </w:rPr>
+        <w:t>code on demand</w:t>
+      </w:r>
+      <w:r>
+        <w:rPr>
+          <w:rFonts w:ascii="Quattrocento Sans" w:eastAsia="Quattrocento Sans" w:hAnsi="Quattrocento Sans" w:cs="Quattrocento Sans"/>
+          <w:color w:val="333333"/>
+          <w:sz w:val="24"/>
+          <w:szCs w:val="24"/>
+        </w:rPr>
+        <w:t>.</w:t>
       </w:r>
     </w:p>
     <w:p>
@@ -3521,7 +3555,6 @@
         <w:proofErr w:type="spellEnd"/>
       </w:hyperlink>
     </w:p>
-    <w:p/>
     <w:sectPr>
       <w:pgSz w:w="11906" w:h="16838"/>
       <w:pgMar w:top="1440" w:right="1440" w:bottom="1440" w:left="1440" w:header="708" w:footer="708" w:gutter="0"/>
